--- a/QTQLĐT&HTQT03/QTQLĐT&HTQT03BM33.docx
+++ b/QTQLĐT&HTQT03/QTQLĐT&HTQT03BM33.docx
@@ -1,8 +1,1636 @@
 
 <file path=word/document.xml><?xml version="1.0" encoding="utf-8"?>
-<w:document xmlns:wpc="http://schemas.microsoft.com/office/word/2010/wordprocessingCanvas" xmlns:cx="http://schemas.microsoft.com/office/drawing/2014/chartex" xmlns:cx1="http://schemas.microsoft.com/office/drawing/2015/9/8/chartex" xmlns:cx2="http://schemas.microsoft.com/office/drawing/2015/10/21/chartex" xmlns:cx3="http://schemas.microsoft.com/office/drawing/2016/5/9/chartex" xmlns:cx4="http://schemas.microsoft.com/office/drawing/2016/5/10/chartex" xmlns:cx5="http://schemas.microsoft.com/office/drawing/2016/5/11/chartex" xmlns:cx6="http://schemas.microsoft.com/office/drawing/2016/5/12/chartex" xmlns:cx7="http://schemas.microsoft.com/office/drawing/2016/5/13/chartex" xmlns:cx8="http://schemas.microsoft.com/office/drawing/2016/5/14/chartex" xmlns:mc="http://schemas.openxmlformats.org/markup-compatibility/2006" xmlns:aink="http://schemas.microsoft.com/office/drawing/2016/ink" xmlns:am3d="http://schemas.microsoft.com/office/drawing/2017/model3d" xmlns:o="urn:schemas-microsoft-com:office:office" xmlns:oel="http://schemas.microsoft.com/office/2019/extlst" xmlns:r="http://schemas.openxmlformats.org/officeDocument/2006/relationships" xmlns:m="http://schemas.openxmlformats.org/officeDocument/2006/math" xmlns:v="urn:schemas-microsoft-com:vml" xmlns:wp14="http://schemas.microsoft.com/office/word/2010/wordprocessingDrawing" xmlns:wp="http://schemas.openxmlformats.org/drawingml/2006/wordprocessingDrawing" xmlns:w10="urn:schemas-microsoft-com:office:word" xmlns:w="http://schemas.openxmlformats.org/wordprocessingml/2006/main" xmlns:w14="http://schemas.microsoft.com/office/word/2010/wordml" xmlns:w15="http://schemas.microsoft.com/office/word/2012/wordml" xmlns:w16cex="http://schemas.microsoft.com/office/word/2018/wordml/cex" xmlns:w16cid="http://schemas.microsoft.com/office/word/2016/wordml/cid" xmlns:w16="http://schemas.microsoft.com/office/word/2018/wordml" xmlns:w16sdtdh="http://schemas.microsoft.com/office/word/2020/wordml/sdtdatahash" xmlns:w16se="http://schemas.microsoft.com/office/word/2015/wordml/symex" xmlns:wpg="http://schemas.microsoft.com/office/word/2010/wordprocessingGroup" xmlns:wpi="http://schemas.microsoft.com/office/word/2010/wordprocessingInk" xmlns:wne="http://schemas.microsoft.com/office/word/2006/wordml" xmlns:wps="http://schemas.microsoft.com/office/word/2010/wordprocessingShape" mc:Ignorable="w14 w15 w16se w16cid w16 w16cex w16sdtdh wp14">
+<w:document xmlns:wpc="http://schemas.microsoft.com/office/word/2010/wordprocessingCanvas" xmlns:cx="http://schemas.microsoft.com/office/drawing/2014/chartex" xmlns:cx1="http://schemas.microsoft.com/office/drawing/2015/9/8/chartex" xmlns:cx2="http://schemas.microsoft.com/office/drawing/2015/10/21/chartex" xmlns:cx3="http://schemas.microsoft.com/office/drawing/2016/5/9/chartex" xmlns:cx4="http://schemas.microsoft.com/office/drawing/2016/5/10/chartex" xmlns:cx5="http://schemas.microsoft.com/office/drawing/2016/5/11/chartex" xmlns:cx6="http://schemas.microsoft.com/office/drawing/2016/5/12/chartex" xmlns:cx7="http://schemas.microsoft.com/office/drawing/2016/5/13/chartex" xmlns:cx8="http://schemas.microsoft.com/office/drawing/2016/5/14/chartex" xmlns:mc="http://schemas.openxmlformats.org/markup-compatibility/2006" xmlns:aink="http://schemas.microsoft.com/office/drawing/2016/ink" xmlns:am3d="http://schemas.microsoft.com/office/drawing/2017/model3d" xmlns:o="urn:schemas-microsoft-com:office:office" xmlns:oel="http://schemas.microsoft.com/office/2019/extlst" xmlns:r="http://schemas.openxmlformats.org/officeDocument/2006/relationships" xmlns:m="http://schemas.openxmlformats.org/officeDocument/2006/math" xmlns:v="urn:schemas-microsoft-com:vml" xmlns:wp14="http://schemas.microsoft.com/office/word/2010/wordprocessingDrawing" xmlns:wp="http://schemas.openxmlformats.org/drawingml/2006/wordprocessingDrawing" xmlns:w10="urn:schemas-microsoft-com:office:word" xmlns:w="http://schemas.openxmlformats.org/wordprocessingml/2006/main" xmlns:w14="http://schemas.microsoft.com/office/word/2010/wordml" xmlns:w15="http://schemas.microsoft.com/office/word/2012/wordml" xmlns:w16cex="http://schemas.microsoft.com/office/word/2018/wordml/cex" xmlns:w16cid="http://schemas.microsoft.com/office/word/2016/wordml/cid" xmlns:w16="http://schemas.microsoft.com/office/word/2018/wordml" xmlns:w16du="http://schemas.microsoft.com/office/word/2023/wordml/word16du" xmlns:w16sdtdh="http://schemas.microsoft.com/office/word/2020/wordml/sdtdatahash" xmlns:w16sdtfl="http://schemas.microsoft.com/office/word/2024/wordml/sdtformatlock" xmlns:w16se="http://schemas.microsoft.com/office/word/2015/wordml/symex" xmlns:wpg="http://schemas.microsoft.com/office/word/2010/wordprocessingGroup" xmlns:wpi="http://schemas.microsoft.com/office/word/2010/wordprocessingInk" xmlns:wne="http://schemas.microsoft.com/office/word/2006/wordml" xmlns:wps="http://schemas.microsoft.com/office/word/2010/wordprocessingShape" mc:Ignorable="w14 w15 w16se w16cid w16 w16cex w16sdtdh w16sdtfl w16du wp14">
   <w:body>
-    <w:p/>
+    <w:tbl>
+      <w:tblPr>
+        <w:tblW w:w="9798" w:type="dxa"/>
+        <w:jc w:val="center"/>
+        <w:tblLayout w:type="fixed"/>
+        <w:tblLook w:val="04A0" w:firstRow="1" w:lastRow="0" w:firstColumn="1" w:lastColumn="0" w:noHBand="0" w:noVBand="1"/>
+      </w:tblPr>
+      <w:tblGrid>
+        <w:gridCol w:w="3510"/>
+        <w:gridCol w:w="6288"/>
+      </w:tblGrid>
+      <w:tr>
+        <w:trPr>
+          <w:trHeight w:val="990"/>
+          <w:jc w:val="center"/>
+        </w:trPr>
+        <w:tc>
+          <w:tcPr>
+            <w:tcW w:w="3510" w:type="dxa"/>
+          </w:tcPr>
+          <w:p>
+            <w:pPr>
+              <w:shd w:val="clear" w:color="auto" w:fill="FFFFFF" w:themeFill="background1"/>
+              <w:spacing w:after="0"/>
+              <w:jc w:val="center"/>
+              <w:rPr>
+                <w:color w:val="000000" w:themeColor="text1"/>
+                <w:lang w:val="vi-VN"/>
+              </w:rPr>
+            </w:pPr>
+            <w:r>
+              <w:rPr>
+                <w:color w:val="000000" w:themeColor="text1"/>
+                <w:lang w:val="vi-VN"/>
+              </w:rPr>
+              <w:t>BỘ Y TẾ</w:t>
+            </w:r>
+          </w:p>
+          <w:p>
+            <w:pPr>
+              <w:shd w:val="clear" w:color="auto" w:fill="FFFFFF" w:themeFill="background1"/>
+              <w:spacing w:after="0"/>
+              <w:jc w:val="center"/>
+              <w:rPr>
+                <w:b/>
+                <w:bCs/>
+                <w:color w:val="000000" w:themeColor="text1"/>
+                <w:lang w:val="vi-VN"/>
+              </w:rPr>
+            </w:pPr>
+            <w:r>
+              <w:rPr>
+                <w:b/>
+                <w:bCs/>
+                <w:color w:val="000000" w:themeColor="text1"/>
+                <w:lang w:val="vi-VN"/>
+              </w:rPr>
+              <w:t>BỆNH VIỆN PHỤ SẢN</w:t>
+            </w:r>
+          </w:p>
+          <w:p>
+            <w:pPr>
+              <w:shd w:val="clear" w:color="auto" w:fill="FFFFFF" w:themeFill="background1"/>
+              <w:spacing w:after="0"/>
+              <w:jc w:val="center"/>
+              <w:rPr>
+                <w:color w:val="000000" w:themeColor="text1"/>
+                <w:sz w:val="26"/>
+                <w:szCs w:val="26"/>
+              </w:rPr>
+            </w:pPr>
+            <w:r>
+              <w:rPr>
+                <w:b/>
+                <w:bCs/>
+                <w:noProof/>
+                <w:color w:val="000000" w:themeColor="text1"/>
+              </w:rPr>
+              <mc:AlternateContent>
+                <mc:Choice Requires="wps">
+                  <w:drawing>
+                    <wp:anchor distT="0" distB="0" distL="114300" distR="114300" simplePos="0" relativeHeight="251661312" behindDoc="0" locked="0" layoutInCell="1" allowOverlap="1" wp14:anchorId="12C51BD3" wp14:editId="2EC9368F">
+                      <wp:simplePos x="0" y="0"/>
+                      <wp:positionH relativeFrom="column">
+                        <wp:posOffset>548004</wp:posOffset>
+                      </wp:positionH>
+                      <wp:positionV relativeFrom="paragraph">
+                        <wp:posOffset>184785</wp:posOffset>
+                      </wp:positionV>
+                      <wp:extent cx="1019175" cy="0"/>
+                      <wp:effectExtent l="0" t="0" r="9525" b="19050"/>
+                      <wp:wrapNone/>
+                      <wp:docPr id="43" name="Straight Connector 43"/>
+                      <wp:cNvGraphicFramePr/>
+                      <a:graphic xmlns:a="http://schemas.openxmlformats.org/drawingml/2006/main">
+                        <a:graphicData uri="http://schemas.microsoft.com/office/word/2010/wordprocessingShape">
+                          <wps:wsp>
+                            <wps:cNvCnPr/>
+                            <wps:spPr>
+                              <a:xfrm>
+                                <a:off x="0" y="0"/>
+                                <a:ext cx="1019175" cy="0"/>
+                              </a:xfrm>
+                              <a:prstGeom prst="line">
+                                <a:avLst/>
+                              </a:prstGeom>
+                            </wps:spPr>
+                            <wps:style>
+                              <a:lnRef idx="1">
+                                <a:schemeClr val="dk1"/>
+                              </a:lnRef>
+                              <a:fillRef idx="0">
+                                <a:schemeClr val="dk1"/>
+                              </a:fillRef>
+                              <a:effectRef idx="0">
+                                <a:schemeClr val="dk1"/>
+                              </a:effectRef>
+                              <a:fontRef idx="minor">
+                                <a:schemeClr val="tx1"/>
+                              </a:fontRef>
+                            </wps:style>
+                            <wps:bodyPr/>
+                          </wps:wsp>
+                        </a:graphicData>
+                      </a:graphic>
+                    </wp:anchor>
+                  </w:drawing>
+                </mc:Choice>
+                <mc:Fallback>
+                  <w:pict>
+                    <v:line w14:anchorId="57D45965" id="Straight Connector 43" o:spid="_x0000_s1026" style="position:absolute;z-index:251661312;visibility:visible;mso-wrap-style:square;mso-wrap-distance-left:9pt;mso-wrap-distance-top:0;mso-wrap-distance-right:9pt;mso-wrap-distance-bottom:0;mso-position-horizontal:absolute;mso-position-horizontal-relative:text;mso-position-vertical:absolute;mso-position-vertical-relative:text" from="43.15pt,14.55pt" to="123.4pt,14.55pt" o:gfxdata="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" strokecolor="black [3200]" strokeweight=".5pt">
+                      <v:stroke joinstyle="miter"/>
+                    </v:line>
+                  </w:pict>
+                </mc:Fallback>
+              </mc:AlternateContent>
+            </w:r>
+            <w:r>
+              <w:rPr>
+                <w:b/>
+                <w:bCs/>
+                <w:color w:val="000000" w:themeColor="text1"/>
+              </w:rPr>
+              <w:t>TRUNG ƯƠNG</w:t>
+            </w:r>
+          </w:p>
+        </w:tc>
+        <w:tc>
+          <w:tcPr>
+            <w:tcW w:w="6288" w:type="dxa"/>
+          </w:tcPr>
+          <w:p>
+            <w:pPr>
+              <w:shd w:val="clear" w:color="auto" w:fill="FFFFFF" w:themeFill="background1"/>
+              <w:spacing w:after="0"/>
+              <w:ind w:left="520"/>
+              <w:jc w:val="center"/>
+              <w:rPr>
+                <w:b/>
+                <w:color w:val="000000" w:themeColor="text1"/>
+              </w:rPr>
+            </w:pPr>
+            <w:r>
+              <w:rPr>
+                <w:b/>
+                <w:noProof/>
+                <w:color w:val="000000" w:themeColor="text1"/>
+              </w:rPr>
+              <mc:AlternateContent>
+                <mc:Choice Requires="wps">
+                  <w:drawing>
+                    <wp:anchor distT="0" distB="0" distL="114300" distR="114300" simplePos="0" relativeHeight="251660288" behindDoc="0" locked="0" layoutInCell="1" allowOverlap="1" wp14:anchorId="6B71434F" wp14:editId="73301D0A">
+                      <wp:simplePos x="0" y="0"/>
+                      <wp:positionH relativeFrom="column">
+                        <wp:posOffset>4738370</wp:posOffset>
+                      </wp:positionH>
+                      <wp:positionV relativeFrom="paragraph">
+                        <wp:posOffset>-600075</wp:posOffset>
+                      </wp:positionV>
+                      <wp:extent cx="1768475" cy="446405"/>
+                      <wp:effectExtent l="0" t="0" r="22225" b="10795"/>
+                      <wp:wrapNone/>
+                      <wp:docPr id="169" name="Text Box 228"/>
+                      <wp:cNvGraphicFramePr>
+                        <a:graphicFrameLocks xmlns:a="http://schemas.openxmlformats.org/drawingml/2006/main"/>
+                      </wp:cNvGraphicFramePr>
+                      <a:graphic xmlns:a="http://schemas.openxmlformats.org/drawingml/2006/main">
+                        <a:graphicData uri="http://schemas.microsoft.com/office/word/2010/wordprocessingShape">
+                          <wps:wsp>
+                            <wps:cNvSpPr txBox="1">
+                              <a:spLocks noChangeArrowheads="1"/>
+                            </wps:cNvSpPr>
+                            <wps:spPr bwMode="auto">
+                              <a:xfrm>
+                                <a:off x="0" y="0"/>
+                                <a:ext cx="1768475" cy="446405"/>
+                              </a:xfrm>
+                              <a:prstGeom prst="rect">
+                                <a:avLst/>
+                              </a:prstGeom>
+                              <a:solidFill>
+                                <a:srgbClr val="FFFFFF"/>
+                              </a:solidFill>
+                              <a:ln w="9525">
+                                <a:solidFill>
+                                  <a:srgbClr val="000000"/>
+                                </a:solidFill>
+                                <a:miter lim="800000"/>
+                                <a:headEnd/>
+                                <a:tailEnd/>
+                              </a:ln>
+                            </wps:spPr>
+                            <wps:txbx>
+                              <w:txbxContent>
+                                <w:p>
+                                  <w:pPr>
+                                    <w:jc w:val="center"/>
+                                    <w:rPr>
+                                      <w:rFonts w:ascii="Calibri" w:hAnsi="Calibri"/>
+                                      <w:sz w:val="18"/>
+                                      <w:szCs w:val="18"/>
+                                      <w:lang w:val="vi-VN"/>
+                                    </w:rPr>
+                                  </w:pPr>
+                                  <w:r>
+                                    <w:rPr>
+                                      <w:rFonts w:ascii="Calibri" w:hAnsi="Calibri"/>
+                                      <w:sz w:val="18"/>
+                                      <w:szCs w:val="18"/>
+                                    </w:rPr>
+                                    <w:t xml:space="preserve">Mẫu </w:t>
+                                  </w:r>
+                                  <w:r>
+                                    <w:rPr>
+                                      <w:rFonts w:ascii="Calibri" w:hAnsi="Calibri"/>
+                                      <w:sz w:val="18"/>
+                                      <w:szCs w:val="18"/>
+                                      <w:lang w:val="vi-VN"/>
+                                    </w:rPr>
+                                    <w:t>7a</w:t>
+                                  </w:r>
+                                  <w:r>
+                                    <w:rPr>
+                                      <w:rFonts w:ascii="Calibri" w:hAnsi="Calibri"/>
+                                      <w:sz w:val="18"/>
+                                      <w:szCs w:val="18"/>
+                                    </w:rPr>
+                                    <w:t xml:space="preserve">. </w:t>
+                                  </w:r>
+                                  <w:r>
+                                    <w:rPr>
+                                      <w:rFonts w:ascii="Calibri" w:hAnsi="Calibri"/>
+                                      <w:sz w:val="18"/>
+                                      <w:szCs w:val="18"/>
+                                      <w:lang w:val="vi-VN"/>
+                                    </w:rPr>
+                                    <w:t xml:space="preserve">Bảng điểm lý thuyết theo </w:t>
+                                  </w:r>
+                                  <w:proofErr w:type="gramStart"/>
+                                  <w:r>
+                                    <w:rPr>
+                                      <w:rFonts w:ascii="Calibri" w:hAnsi="Calibri"/>
+                                      <w:sz w:val="18"/>
+                                      <w:szCs w:val="18"/>
+                                      <w:lang w:val="vi-VN"/>
+                                    </w:rPr>
+                                    <w:t xml:space="preserve">lớp  </w:t>
+                                  </w:r>
+                                  <w:r>
+                                    <w:rPr>
+                                      <w:rFonts w:ascii="Calibri" w:hAnsi="Calibri"/>
+                                      <w:sz w:val="18"/>
+                                      <w:szCs w:val="18"/>
+                                    </w:rPr>
+                                    <w:t>QT.01</w:t>
+                                  </w:r>
+                                  <w:r>
+                                    <w:rPr>
+                                      <w:rFonts w:ascii="Calibri" w:hAnsi="Calibri"/>
+                                      <w:sz w:val="18"/>
+                                      <w:szCs w:val="18"/>
+                                      <w:lang w:val="vi-VN"/>
+                                    </w:rPr>
+                                    <w:t>.ĐT</w:t>
+                                  </w:r>
+                                  <w:proofErr w:type="gramEnd"/>
+                                </w:p>
+                                <w:p>
+                                  <w:pPr>
+                                    <w:jc w:val="center"/>
+                                    <w:rPr>
+                                      <w:rFonts w:ascii="Calibri" w:hAnsi="Calibri"/>
+                                      <w:sz w:val="18"/>
+                                      <w:szCs w:val="18"/>
+                                      <w:lang w:val="vi-VN"/>
+                                    </w:rPr>
+                                  </w:pPr>
+                                </w:p>
+                                <w:p>
+                                  <w:pPr>
+                                    <w:jc w:val="center"/>
+                                    <w:rPr>
+                                      <w:rFonts w:ascii="Calibri" w:hAnsi="Calibri"/>
+                                      <w:sz w:val="18"/>
+                                      <w:szCs w:val="18"/>
+                                      <w:lang w:val="vi-VN"/>
+                                    </w:rPr>
+                                  </w:pPr>
+                                </w:p>
+                                <w:p>
+                                  <w:pPr>
+                                    <w:jc w:val="center"/>
+                                    <w:rPr>
+                                      <w:rFonts w:ascii="Calibri" w:hAnsi="Calibri"/>
+                                      <w:sz w:val="18"/>
+                                      <w:szCs w:val="18"/>
+                                      <w:lang w:val="vi-VN"/>
+                                    </w:rPr>
+                                  </w:pPr>
+                                </w:p>
+                                <w:p>
+                                  <w:pPr>
+                                    <w:jc w:val="center"/>
+                                    <w:rPr>
+                                      <w:rFonts w:ascii="Calibri" w:hAnsi="Calibri"/>
+                                      <w:sz w:val="18"/>
+                                      <w:szCs w:val="18"/>
+                                      <w:lang w:val="vi-VN"/>
+                                    </w:rPr>
+                                  </w:pPr>
+                                </w:p>
+                                <w:p>
+                                  <w:pPr>
+                                    <w:jc w:val="center"/>
+                                    <w:rPr>
+                                      <w:rFonts w:ascii="Calibri" w:hAnsi="Calibri"/>
+                                      <w:sz w:val="18"/>
+                                      <w:szCs w:val="18"/>
+                                      <w:lang w:val="vi-VN"/>
+                                    </w:rPr>
+                                  </w:pPr>
+                                </w:p>
+                                <w:p>
+                                  <w:pPr>
+                                    <w:jc w:val="center"/>
+                                    <w:rPr>
+                                      <w:rFonts w:ascii="Calibri" w:hAnsi="Calibri"/>
+                                      <w:sz w:val="18"/>
+                                      <w:szCs w:val="18"/>
+                                    </w:rPr>
+                                  </w:pPr>
+                                  <w:proofErr w:type="gramStart"/>
+                                  <w:r>
+                                    <w:rPr>
+                                      <w:rFonts w:ascii="Calibri" w:hAnsi="Calibri"/>
+                                      <w:sz w:val="18"/>
+                                      <w:szCs w:val="18"/>
+                                    </w:rPr>
+                                    <w:t>.ĐT</w:t>
+                                  </w:r>
+                                  <w:proofErr w:type="gramEnd"/>
+                                  <w:r>
+                                    <w:rPr>
+                                      <w:rFonts w:ascii="Calibri" w:hAnsi="Calibri"/>
+                                      <w:sz w:val="18"/>
+                                      <w:szCs w:val="18"/>
+                                    </w:rPr>
+                                    <w:t xml:space="preserve"> </w:t>
+                                  </w:r>
+                                </w:p>
+                              </w:txbxContent>
+                            </wps:txbx>
+                            <wps:bodyPr rot="0" vert="horz" wrap="square" lIns="91440" tIns="45720" rIns="91440" bIns="45720" anchor="t" anchorCtr="0" upright="1">
+                              <a:noAutofit/>
+                            </wps:bodyPr>
+                          </wps:wsp>
+                        </a:graphicData>
+                      </a:graphic>
+                      <wp14:sizeRelH relativeFrom="margin">
+                        <wp14:pctWidth>0</wp14:pctWidth>
+                      </wp14:sizeRelH>
+                      <wp14:sizeRelV relativeFrom="margin">
+                        <wp14:pctHeight>0</wp14:pctHeight>
+                      </wp14:sizeRelV>
+                    </wp:anchor>
+                  </w:drawing>
+                </mc:Choice>
+                <mc:Fallback>
+                  <w:pict>
+                    <v:shapetype w14:anchorId="6B71434F" id="_x0000_t202" coordsize="21600,21600" o:spt="202" path="m,l,21600r21600,l21600,xe">
+                      <v:stroke joinstyle="miter"/>
+                      <v:path gradientshapeok="t" o:connecttype="rect"/>
+                    </v:shapetype>
+                    <v:shape id="Text Box 228" o:spid="_x0000_s1026" type="#_x0000_t202" style="position:absolute;left:0;text-align:left;margin-left:373.1pt;margin-top:-47.25pt;width:139.25pt;height:35.15pt;z-index:251660288;visibility:visible;mso-wrap-style:square;mso-width-percent:0;mso-height-percent:0;mso-wrap-distance-left:9pt;mso-wrap-distance-top:0;mso-wrap-distance-right:9pt;mso-wrap-distance-bottom:0;mso-position-horizontal:absolute;mso-position-horizontal-relative:text;mso-position-vertical:absolute;mso-position-vertical-relative:text;mso-width-percent:0;mso-height-percent:0;mso-width-relative:margin;mso-height-relative:margin;v-text-anchor:top" o:gfxdata="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">
+                      <v:textbox>
+                        <w:txbxContent>
+                          <w:p>
+                            <w:pPr>
+                              <w:jc w:val="center"/>
+                              <w:rPr>
+                                <w:rFonts w:ascii="Calibri" w:hAnsi="Calibri"/>
+                                <w:sz w:val="18"/>
+                                <w:szCs w:val="18"/>
+                                <w:lang w:val="vi-VN"/>
+                              </w:rPr>
+                            </w:pPr>
+                            <w:r>
+                              <w:rPr>
+                                <w:rFonts w:ascii="Calibri" w:hAnsi="Calibri"/>
+                                <w:sz w:val="18"/>
+                                <w:szCs w:val="18"/>
+                              </w:rPr>
+                              <w:t xml:space="preserve">Mẫu </w:t>
+                            </w:r>
+                            <w:r>
+                              <w:rPr>
+                                <w:rFonts w:ascii="Calibri" w:hAnsi="Calibri"/>
+                                <w:sz w:val="18"/>
+                                <w:szCs w:val="18"/>
+                                <w:lang w:val="vi-VN"/>
+                              </w:rPr>
+                              <w:t>7a</w:t>
+                            </w:r>
+                            <w:r>
+                              <w:rPr>
+                                <w:rFonts w:ascii="Calibri" w:hAnsi="Calibri"/>
+                                <w:sz w:val="18"/>
+                                <w:szCs w:val="18"/>
+                              </w:rPr>
+                              <w:t xml:space="preserve">. </w:t>
+                            </w:r>
+                            <w:r>
+                              <w:rPr>
+                                <w:rFonts w:ascii="Calibri" w:hAnsi="Calibri"/>
+                                <w:sz w:val="18"/>
+                                <w:szCs w:val="18"/>
+                                <w:lang w:val="vi-VN"/>
+                              </w:rPr>
+                              <w:t xml:space="preserve">Bảng điểm lý thuyết theo </w:t>
+                            </w:r>
+                            <w:proofErr w:type="gramStart"/>
+                            <w:r>
+                              <w:rPr>
+                                <w:rFonts w:ascii="Calibri" w:hAnsi="Calibri"/>
+                                <w:sz w:val="18"/>
+                                <w:szCs w:val="18"/>
+                                <w:lang w:val="vi-VN"/>
+                              </w:rPr>
+                              <w:t xml:space="preserve">lớp  </w:t>
+                            </w:r>
+                            <w:r>
+                              <w:rPr>
+                                <w:rFonts w:ascii="Calibri" w:hAnsi="Calibri"/>
+                                <w:sz w:val="18"/>
+                                <w:szCs w:val="18"/>
+                              </w:rPr>
+                              <w:t>QT.01</w:t>
+                            </w:r>
+                            <w:r>
+                              <w:rPr>
+                                <w:rFonts w:ascii="Calibri" w:hAnsi="Calibri"/>
+                                <w:sz w:val="18"/>
+                                <w:szCs w:val="18"/>
+                                <w:lang w:val="vi-VN"/>
+                              </w:rPr>
+                              <w:t>.ĐT</w:t>
+                            </w:r>
+                            <w:proofErr w:type="gramEnd"/>
+                          </w:p>
+                          <w:p>
+                            <w:pPr>
+                              <w:jc w:val="center"/>
+                              <w:rPr>
+                                <w:rFonts w:ascii="Calibri" w:hAnsi="Calibri"/>
+                                <w:sz w:val="18"/>
+                                <w:szCs w:val="18"/>
+                                <w:lang w:val="vi-VN"/>
+                              </w:rPr>
+                            </w:pPr>
+                          </w:p>
+                          <w:p>
+                            <w:pPr>
+                              <w:jc w:val="center"/>
+                              <w:rPr>
+                                <w:rFonts w:ascii="Calibri" w:hAnsi="Calibri"/>
+                                <w:sz w:val="18"/>
+                                <w:szCs w:val="18"/>
+                                <w:lang w:val="vi-VN"/>
+                              </w:rPr>
+                            </w:pPr>
+                          </w:p>
+                          <w:p>
+                            <w:pPr>
+                              <w:jc w:val="center"/>
+                              <w:rPr>
+                                <w:rFonts w:ascii="Calibri" w:hAnsi="Calibri"/>
+                                <w:sz w:val="18"/>
+                                <w:szCs w:val="18"/>
+                                <w:lang w:val="vi-VN"/>
+                              </w:rPr>
+                            </w:pPr>
+                          </w:p>
+                          <w:p>
+                            <w:pPr>
+                              <w:jc w:val="center"/>
+                              <w:rPr>
+                                <w:rFonts w:ascii="Calibri" w:hAnsi="Calibri"/>
+                                <w:sz w:val="18"/>
+                                <w:szCs w:val="18"/>
+                                <w:lang w:val="vi-VN"/>
+                              </w:rPr>
+                            </w:pPr>
+                          </w:p>
+                          <w:p>
+                            <w:pPr>
+                              <w:jc w:val="center"/>
+                              <w:rPr>
+                                <w:rFonts w:ascii="Calibri" w:hAnsi="Calibri"/>
+                                <w:sz w:val="18"/>
+                                <w:szCs w:val="18"/>
+                                <w:lang w:val="vi-VN"/>
+                              </w:rPr>
+                            </w:pPr>
+                          </w:p>
+                          <w:p>
+                            <w:pPr>
+                              <w:jc w:val="center"/>
+                              <w:rPr>
+                                <w:rFonts w:ascii="Calibri" w:hAnsi="Calibri"/>
+                                <w:sz w:val="18"/>
+                                <w:szCs w:val="18"/>
+                              </w:rPr>
+                            </w:pPr>
+                            <w:proofErr w:type="gramStart"/>
+                            <w:r>
+                              <w:rPr>
+                                <w:rFonts w:ascii="Calibri" w:hAnsi="Calibri"/>
+                                <w:sz w:val="18"/>
+                                <w:szCs w:val="18"/>
+                              </w:rPr>
+                              <w:t>.ĐT</w:t>
+                            </w:r>
+                            <w:proofErr w:type="gramEnd"/>
+                            <w:r>
+                              <w:rPr>
+                                <w:rFonts w:ascii="Calibri" w:hAnsi="Calibri"/>
+                                <w:sz w:val="18"/>
+                                <w:szCs w:val="18"/>
+                              </w:rPr>
+                              <w:t xml:space="preserve"> </w:t>
+                            </w:r>
+                          </w:p>
+                        </w:txbxContent>
+                      </v:textbox>
+                    </v:shape>
+                  </w:pict>
+                </mc:Fallback>
+              </mc:AlternateContent>
+            </w:r>
+            <w:r>
+              <w:rPr>
+                <w:b/>
+                <w:color w:val="000000" w:themeColor="text1"/>
+              </w:rPr>
+              <w:t>CỘNG HÒA XÃ HỘI CHỦ NGHĨA VIỆT NAM</w:t>
+            </w:r>
+          </w:p>
+          <w:p>
+            <w:pPr>
+              <w:shd w:val="clear" w:color="auto" w:fill="FFFFFF" w:themeFill="background1"/>
+              <w:spacing w:after="0"/>
+              <w:ind w:left="804"/>
+              <w:jc w:val="center"/>
+              <w:rPr>
+                <w:b/>
+                <w:color w:val="000000" w:themeColor="text1"/>
+                <w:sz w:val="26"/>
+                <w:szCs w:val="26"/>
+              </w:rPr>
+            </w:pPr>
+            <w:r>
+              <w:rPr>
+                <w:b/>
+                <w:color w:val="000000" w:themeColor="text1"/>
+                <w:sz w:val="26"/>
+                <w:szCs w:val="26"/>
+              </w:rPr>
+              <w:t>Độc lập - Tự do - Hạnh phúc</w:t>
+            </w:r>
+          </w:p>
+          <w:p>
+            <w:pPr>
+              <w:shd w:val="clear" w:color="auto" w:fill="FFFFFF" w:themeFill="background1"/>
+              <w:spacing w:after="0"/>
+              <w:rPr>
+                <w:b/>
+                <w:color w:val="000000" w:themeColor="text1"/>
+                <w:sz w:val="26"/>
+                <w:szCs w:val="26"/>
+              </w:rPr>
+            </w:pPr>
+            <w:r>
+              <w:rPr>
+                <w:b/>
+                <w:noProof/>
+                <w:color w:val="000000" w:themeColor="text1"/>
+                <w:sz w:val="26"/>
+                <w:szCs w:val="26"/>
+              </w:rPr>
+              <mc:AlternateContent>
+                <mc:Choice Requires="wps">
+                  <w:drawing>
+                    <wp:anchor distT="0" distB="0" distL="114300" distR="114300" simplePos="0" relativeHeight="251662336" behindDoc="0" locked="0" layoutInCell="1" allowOverlap="1" wp14:anchorId="17D705D7" wp14:editId="2F07D0AA">
+                      <wp:simplePos x="0" y="0"/>
+                      <wp:positionH relativeFrom="column">
+                        <wp:posOffset>1205229</wp:posOffset>
+                      </wp:positionH>
+                      <wp:positionV relativeFrom="paragraph">
+                        <wp:posOffset>17780</wp:posOffset>
+                      </wp:positionV>
+                      <wp:extent cx="1952625" cy="0"/>
+                      <wp:effectExtent l="0" t="0" r="9525" b="19050"/>
+                      <wp:wrapNone/>
+                      <wp:docPr id="44" name="Straight Connector 44"/>
+                      <wp:cNvGraphicFramePr/>
+                      <a:graphic xmlns:a="http://schemas.openxmlformats.org/drawingml/2006/main">
+                        <a:graphicData uri="http://schemas.microsoft.com/office/word/2010/wordprocessingShape">
+                          <wps:wsp>
+                            <wps:cNvCnPr/>
+                            <wps:spPr>
+                              <a:xfrm>
+                                <a:off x="0" y="0"/>
+                                <a:ext cx="1952625" cy="0"/>
+                              </a:xfrm>
+                              <a:prstGeom prst="line">
+                                <a:avLst/>
+                              </a:prstGeom>
+                            </wps:spPr>
+                            <wps:style>
+                              <a:lnRef idx="1">
+                                <a:schemeClr val="dk1"/>
+                              </a:lnRef>
+                              <a:fillRef idx="0">
+                                <a:schemeClr val="dk1"/>
+                              </a:fillRef>
+                              <a:effectRef idx="0">
+                                <a:schemeClr val="dk1"/>
+                              </a:effectRef>
+                              <a:fontRef idx="minor">
+                                <a:schemeClr val="tx1"/>
+                              </a:fontRef>
+                            </wps:style>
+                            <wps:bodyPr/>
+                          </wps:wsp>
+                        </a:graphicData>
+                      </a:graphic>
+                    </wp:anchor>
+                  </w:drawing>
+                </mc:Choice>
+                <mc:Fallback>
+                  <w:pict>
+                    <v:line w14:anchorId="1831F4C6" id="Straight Connector 44" o:spid="_x0000_s1026" style="position:absolute;z-index:251662336;visibility:visible;mso-wrap-style:square;mso-wrap-distance-left:9pt;mso-wrap-distance-top:0;mso-wrap-distance-right:9pt;mso-wrap-distance-bottom:0;mso-position-horizontal:absolute;mso-position-horizontal-relative:text;mso-position-vertical:absolute;mso-position-vertical-relative:text" from="94.9pt,1.4pt" to="248.65pt,1.4pt" o:gfxdata="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" strokecolor="black [3200]" strokeweight=".5pt">
+                      <v:stroke joinstyle="miter"/>
+                    </v:line>
+                  </w:pict>
+                </mc:Fallback>
+              </mc:AlternateContent>
+            </w:r>
+          </w:p>
+        </w:tc>
+      </w:tr>
+    </w:tbl>
+    <w:p>
+      <w:pPr>
+        <w:shd w:val="clear" w:color="auto" w:fill="FFFFFF" w:themeFill="background1"/>
+        <w:spacing w:after="0"/>
+        <w:jc w:val="center"/>
+        <w:rPr>
+          <w:b/>
+          <w:color w:val="000000" w:themeColor="text1"/>
+          <w:lang w:val="vi-VN"/>
+        </w:rPr>
+      </w:pPr>
+    </w:p>
+    <w:p>
+      <w:pPr>
+        <w:shd w:val="clear" w:color="auto" w:fill="FFFFFF" w:themeFill="background1"/>
+        <w:spacing w:after="0" w:line="276" w:lineRule="auto"/>
+        <w:jc w:val="center"/>
+        <w:rPr>
+          <w:b/>
+          <w:color w:val="000000" w:themeColor="text1"/>
+          <w:sz w:val="26"/>
+          <w:szCs w:val="26"/>
+          <w:lang w:val="vi-VN"/>
+        </w:rPr>
+      </w:pPr>
+      <w:r>
+        <w:rPr>
+          <w:b/>
+          <w:color w:val="000000" w:themeColor="text1"/>
+          <w:sz w:val="26"/>
+          <w:szCs w:val="26"/>
+          <w:lang w:val="vi-VN"/>
+        </w:rPr>
+        <w:t xml:space="preserve">BẢNG ĐIỂM KIỂM TRA CUỐI KHÓA LÝ THUYẾT </w:t>
+      </w:r>
+    </w:p>
+    <w:p>
+      <w:pPr>
+        <w:shd w:val="clear" w:color="auto" w:fill="FFFFFF" w:themeFill="background1"/>
+        <w:spacing w:after="0" w:line="276" w:lineRule="auto"/>
+        <w:jc w:val="center"/>
+        <w:rPr>
+          <w:b/>
+          <w:color w:val="000000" w:themeColor="text1"/>
+          <w:sz w:val="26"/>
+          <w:szCs w:val="26"/>
+          <w:lang w:val="vi-VN"/>
+        </w:rPr>
+      </w:pPr>
+      <w:r>
+        <w:rPr>
+          <w:b/>
+          <w:color w:val="000000" w:themeColor="text1"/>
+          <w:sz w:val="26"/>
+          <w:szCs w:val="26"/>
+          <w:lang w:val="vi-VN"/>
+        </w:rPr>
+        <w:t xml:space="preserve">LỚP: </w:t>
+      </w:r>
+      <w:r>
+        <w:rPr>
+          <w:b/>
+          <w:color w:val="000000" w:themeColor="text1"/>
+          <w:sz w:val="26"/>
+          <w:szCs w:val="26"/>
+        </w:rPr>
+        <w:t>[[</w:t>
+      </w:r>
+      <w:r>
+        <w:rPr>
+          <w:b/>
+          <w:color w:val="000000" w:themeColor="text1"/>
+          <w:sz w:val="26"/>
+          <w:szCs w:val="26"/>
+        </w:rPr>
+        <w:t>TenLop</w:t>
+      </w:r>
+      <w:r>
+        <w:rPr>
+          <w:b/>
+          <w:color w:val="000000" w:themeColor="text1"/>
+          <w:sz w:val="26"/>
+          <w:szCs w:val="26"/>
+        </w:rPr>
+        <w:t>]]</w:t>
+      </w:r>
+      <w:r>
+        <w:rPr>
+          <w:b/>
+          <w:color w:val="000000" w:themeColor="text1"/>
+          <w:sz w:val="26"/>
+          <w:szCs w:val="26"/>
+          <w:lang w:val="vi-VN"/>
+        </w:rPr>
+        <w:t xml:space="preserve"> TRÌNH ĐỘ: </w:t>
+      </w:r>
+      <w:r>
+        <w:rPr>
+          <w:b/>
+          <w:color w:val="000000" w:themeColor="text1"/>
+          <w:sz w:val="26"/>
+          <w:szCs w:val="26"/>
+        </w:rPr>
+        <w:t>[[</w:t>
+      </w:r>
+      <w:r>
+        <w:rPr>
+          <w:b/>
+          <w:color w:val="000000" w:themeColor="text1"/>
+          <w:sz w:val="26"/>
+          <w:szCs w:val="26"/>
+        </w:rPr>
+        <w:t>TrinhDoDaoTao</w:t>
+      </w:r>
+      <w:r>
+        <w:rPr>
+          <w:b/>
+          <w:color w:val="000000" w:themeColor="text1"/>
+          <w:sz w:val="26"/>
+          <w:szCs w:val="26"/>
+        </w:rPr>
+        <w:t>]]</w:t>
+      </w:r>
+      <w:r>
+        <w:rPr>
+          <w:b/>
+          <w:color w:val="000000" w:themeColor="text1"/>
+          <w:sz w:val="26"/>
+          <w:szCs w:val="26"/>
+          <w:lang w:val="vi-VN"/>
+        </w:rPr>
+        <w:t xml:space="preserve"> </w:t>
+      </w:r>
+    </w:p>
+    <w:p>
+      <w:pPr>
+        <w:shd w:val="clear" w:color="auto" w:fill="FFFFFF" w:themeFill="background1"/>
+        <w:spacing w:after="0" w:line="276" w:lineRule="auto"/>
+        <w:jc w:val="center"/>
+        <w:rPr>
+          <w:b/>
+          <w:color w:val="000000" w:themeColor="text1"/>
+          <w:sz w:val="26"/>
+          <w:szCs w:val="26"/>
+        </w:rPr>
+      </w:pPr>
+      <w:r>
+        <w:rPr>
+          <w:b/>
+          <w:color w:val="000000" w:themeColor="text1"/>
+          <w:sz w:val="26"/>
+          <w:szCs w:val="26"/>
+          <w:lang w:val="vi-VN"/>
+        </w:rPr>
+        <w:t xml:space="preserve">KHÓA: </w:t>
+      </w:r>
+      <w:r>
+        <w:rPr>
+          <w:b/>
+          <w:color w:val="000000" w:themeColor="text1"/>
+          <w:sz w:val="26"/>
+          <w:szCs w:val="26"/>
+        </w:rPr>
+        <w:t>[[</w:t>
+      </w:r>
+      <w:r>
+        <w:rPr>
+          <w:b/>
+          <w:color w:val="000000" w:themeColor="text1"/>
+          <w:sz w:val="26"/>
+          <w:szCs w:val="26"/>
+        </w:rPr>
+        <w:t>Khoa</w:t>
+      </w:r>
+      <w:r>
+        <w:rPr>
+          <w:b/>
+          <w:color w:val="000000" w:themeColor="text1"/>
+          <w:sz w:val="26"/>
+          <w:szCs w:val="26"/>
+        </w:rPr>
+        <w:t xml:space="preserve">]] </w:t>
+      </w:r>
+      <w:r>
+        <w:rPr>
+          <w:b/>
+          <w:color w:val="000000" w:themeColor="text1"/>
+          <w:sz w:val="26"/>
+          <w:szCs w:val="26"/>
+          <w:lang w:val="vi-VN"/>
+        </w:rPr>
+        <w:t xml:space="preserve">TỪ NGÀY </w:t>
+      </w:r>
+      <w:r>
+        <w:rPr>
+          <w:b/>
+          <w:color w:val="000000" w:themeColor="text1"/>
+          <w:sz w:val="26"/>
+          <w:szCs w:val="26"/>
+        </w:rPr>
+        <w:t>[[</w:t>
+      </w:r>
+      <w:r>
+        <w:rPr>
+          <w:b/>
+          <w:color w:val="000000" w:themeColor="text1"/>
+          <w:sz w:val="26"/>
+          <w:szCs w:val="26"/>
+        </w:rPr>
+        <w:t>NgayKhaiGiang</w:t>
+      </w:r>
+      <w:r>
+        <w:rPr>
+          <w:b/>
+          <w:color w:val="000000" w:themeColor="text1"/>
+          <w:sz w:val="26"/>
+          <w:szCs w:val="26"/>
+        </w:rPr>
+        <w:t>]]</w:t>
+      </w:r>
+      <w:r>
+        <w:rPr>
+          <w:b/>
+          <w:color w:val="000000" w:themeColor="text1"/>
+          <w:sz w:val="26"/>
+          <w:szCs w:val="26"/>
+          <w:lang w:val="vi-VN"/>
+        </w:rPr>
+        <w:t xml:space="preserve"> ĐẾN NGÀY </w:t>
+      </w:r>
+      <w:r>
+        <w:rPr>
+          <w:b/>
+          <w:color w:val="000000" w:themeColor="text1"/>
+          <w:sz w:val="26"/>
+          <w:szCs w:val="26"/>
+        </w:rPr>
+        <w:t>[[</w:t>
+      </w:r>
+      <w:r>
+        <w:rPr>
+          <w:b/>
+          <w:color w:val="000000" w:themeColor="text1"/>
+          <w:sz w:val="26"/>
+          <w:szCs w:val="26"/>
+        </w:rPr>
+        <w:t>NgayKetThuc</w:t>
+      </w:r>
+      <w:r>
+        <w:rPr>
+          <w:b/>
+          <w:color w:val="000000" w:themeColor="text1"/>
+          <w:sz w:val="26"/>
+          <w:szCs w:val="26"/>
+        </w:rPr>
+        <w:t>]]</w:t>
+      </w:r>
+    </w:p>
+    <w:p>
+      <w:pPr>
+        <w:shd w:val="clear" w:color="auto" w:fill="FFFFFF" w:themeFill="background1"/>
+        <w:spacing w:after="0"/>
+        <w:jc w:val="center"/>
+        <w:rPr>
+          <w:b/>
+          <w:color w:val="000000" w:themeColor="text1"/>
+          <w:lang w:val="vi-VN"/>
+        </w:rPr>
+      </w:pPr>
+    </w:p>
+    <w:tbl>
+      <w:tblPr>
+        <w:tblStyle w:val="TableGrid"/>
+        <w:tblW w:w="10211" w:type="dxa"/>
+        <w:tblInd w:w="-601" w:type="dxa"/>
+        <w:tblLook w:val="04A0" w:firstRow="1" w:lastRow="0" w:firstColumn="1" w:lastColumn="0" w:noHBand="0" w:noVBand="1"/>
+      </w:tblPr>
+      <w:tblGrid>
+        <w:gridCol w:w="1437"/>
+        <w:gridCol w:w="2072"/>
+        <w:gridCol w:w="1465"/>
+        <w:gridCol w:w="3054"/>
+        <w:gridCol w:w="1480"/>
+        <w:gridCol w:w="1827"/>
+        <w:gridCol w:w="2029"/>
+      </w:tblGrid>
+      <w:tr>
+        <w:tc>
+          <w:tcPr>
+            <w:tcW w:w="714" w:type="dxa"/>
+            <w:vAlign w:val="center"/>
+          </w:tcPr>
+          <w:p>
+            <w:pPr>
+              <w:shd w:val="clear" w:color="auto" w:fill="FFFFFF" w:themeFill="background1"/>
+              <w:jc w:val="center"/>
+              <w:rPr>
+                <w:b/>
+                <w:iCs/>
+                <w:color w:val="000000" w:themeColor="text1"/>
+                <w:sz w:val="26"/>
+                <w:szCs w:val="26"/>
+              </w:rPr>
+            </w:pPr>
+            <w:r>
+              <w:rPr>
+                <w:b/>
+                <w:iCs/>
+                <w:color w:val="000000" w:themeColor="text1"/>
+                <w:sz w:val="26"/>
+                <w:szCs w:val="26"/>
+              </w:rPr>
+              <w:t>STT</w:t>
+            </w:r>
+          </w:p>
+        </w:tc>
+        <w:tc>
+          <w:tcPr>
+            <w:tcW w:w="2126" w:type="dxa"/>
+            <w:vAlign w:val="center"/>
+          </w:tcPr>
+          <w:p>
+            <w:pPr>
+              <w:shd w:val="clear" w:color="auto" w:fill="FFFFFF" w:themeFill="background1"/>
+              <w:jc w:val="center"/>
+              <w:rPr>
+                <w:b/>
+                <w:iCs/>
+                <w:color w:val="000000" w:themeColor="text1"/>
+                <w:sz w:val="26"/>
+                <w:szCs w:val="26"/>
+              </w:rPr>
+            </w:pPr>
+            <w:r>
+              <w:rPr>
+                <w:b/>
+                <w:iCs/>
+                <w:color w:val="000000" w:themeColor="text1"/>
+                <w:sz w:val="26"/>
+                <w:szCs w:val="26"/>
+              </w:rPr>
+              <w:t>Họ và tên</w:t>
+            </w:r>
+          </w:p>
+        </w:tc>
+        <w:tc>
+          <w:tcPr>
+            <w:tcW w:w="993" w:type="dxa"/>
+            <w:vAlign w:val="center"/>
+          </w:tcPr>
+          <w:p>
+            <w:pPr>
+              <w:shd w:val="clear" w:color="auto" w:fill="FFFFFF" w:themeFill="background1"/>
+              <w:jc w:val="center"/>
+              <w:rPr>
+                <w:b/>
+                <w:iCs/>
+                <w:color w:val="000000" w:themeColor="text1"/>
+                <w:sz w:val="26"/>
+                <w:szCs w:val="26"/>
+              </w:rPr>
+            </w:pPr>
+            <w:r>
+              <w:rPr>
+                <w:b/>
+                <w:iCs/>
+                <w:color w:val="000000" w:themeColor="text1"/>
+                <w:sz w:val="26"/>
+                <w:szCs w:val="26"/>
+              </w:rPr>
+              <w:t>Tuổi</w:t>
+            </w:r>
+          </w:p>
+        </w:tc>
+        <w:tc>
+          <w:tcPr>
+            <w:tcW w:w="2126" w:type="dxa"/>
+            <w:vAlign w:val="center"/>
+          </w:tcPr>
+          <w:p>
+            <w:pPr>
+              <w:shd w:val="clear" w:color="auto" w:fill="FFFFFF" w:themeFill="background1"/>
+              <w:jc w:val="center"/>
+              <w:rPr>
+                <w:b/>
+                <w:iCs/>
+                <w:color w:val="000000" w:themeColor="text1"/>
+                <w:sz w:val="26"/>
+                <w:szCs w:val="26"/>
+              </w:rPr>
+            </w:pPr>
+            <w:r>
+              <w:rPr>
+                <w:b/>
+                <w:iCs/>
+                <w:color w:val="000000" w:themeColor="text1"/>
+                <w:sz w:val="26"/>
+                <w:szCs w:val="26"/>
+              </w:rPr>
+              <w:t>Nơi công tác</w:t>
+            </w:r>
+          </w:p>
+        </w:tc>
+        <w:tc>
+          <w:tcPr>
+            <w:tcW w:w="1701" w:type="dxa"/>
+            <w:vAlign w:val="center"/>
+          </w:tcPr>
+          <w:p>
+            <w:pPr>
+              <w:shd w:val="clear" w:color="auto" w:fill="FFFFFF" w:themeFill="background1"/>
+              <w:jc w:val="center"/>
+              <w:rPr>
+                <w:b/>
+                <w:iCs/>
+                <w:color w:val="000000" w:themeColor="text1"/>
+                <w:sz w:val="26"/>
+                <w:szCs w:val="26"/>
+              </w:rPr>
+            </w:pPr>
+            <w:r>
+              <w:rPr>
+                <w:b/>
+                <w:iCs/>
+                <w:color w:val="000000" w:themeColor="text1"/>
+                <w:sz w:val="26"/>
+                <w:szCs w:val="26"/>
+              </w:rPr>
+              <w:t>Số báo danh</w:t>
+            </w:r>
+          </w:p>
+        </w:tc>
+        <w:tc>
+          <w:tcPr>
+            <w:tcW w:w="1134" w:type="dxa"/>
+            <w:vAlign w:val="center"/>
+          </w:tcPr>
+          <w:p>
+            <w:pPr>
+              <w:shd w:val="clear" w:color="auto" w:fill="FFFFFF" w:themeFill="background1"/>
+              <w:jc w:val="center"/>
+              <w:rPr>
+                <w:b/>
+                <w:iCs/>
+                <w:color w:val="000000" w:themeColor="text1"/>
+                <w:sz w:val="26"/>
+                <w:szCs w:val="26"/>
+              </w:rPr>
+            </w:pPr>
+            <w:r>
+              <w:rPr>
+                <w:b/>
+                <w:iCs/>
+                <w:color w:val="000000" w:themeColor="text1"/>
+                <w:sz w:val="26"/>
+                <w:szCs w:val="26"/>
+              </w:rPr>
+              <w:t>Điểm</w:t>
+            </w:r>
+          </w:p>
+          <w:p>
+            <w:pPr>
+              <w:shd w:val="clear" w:color="auto" w:fill="FFFFFF" w:themeFill="background1"/>
+              <w:jc w:val="center"/>
+              <w:rPr>
+                <w:b/>
+                <w:iCs/>
+                <w:color w:val="000000" w:themeColor="text1"/>
+                <w:sz w:val="26"/>
+                <w:szCs w:val="26"/>
+              </w:rPr>
+            </w:pPr>
+            <w:r>
+              <w:rPr>
+                <w:b/>
+                <w:iCs/>
+                <w:color w:val="000000" w:themeColor="text1"/>
+                <w:sz w:val="26"/>
+                <w:szCs w:val="26"/>
+              </w:rPr>
+              <w:t>bằng số</w:t>
+            </w:r>
+          </w:p>
+        </w:tc>
+        <w:tc>
+          <w:tcPr>
+            <w:tcW w:w="1417" w:type="dxa"/>
+            <w:vAlign w:val="center"/>
+          </w:tcPr>
+          <w:p>
+            <w:pPr>
+              <w:shd w:val="clear" w:color="auto" w:fill="FFFFFF" w:themeFill="background1"/>
+              <w:jc w:val="center"/>
+              <w:rPr>
+                <w:b/>
+                <w:iCs/>
+                <w:color w:val="000000" w:themeColor="text1"/>
+                <w:sz w:val="26"/>
+                <w:szCs w:val="26"/>
+              </w:rPr>
+            </w:pPr>
+            <w:r>
+              <w:rPr>
+                <w:b/>
+                <w:iCs/>
+                <w:color w:val="000000" w:themeColor="text1"/>
+                <w:sz w:val="26"/>
+                <w:szCs w:val="26"/>
+              </w:rPr>
+              <w:t>Điểm</w:t>
+            </w:r>
+          </w:p>
+          <w:p>
+            <w:pPr>
+              <w:shd w:val="clear" w:color="auto" w:fill="FFFFFF" w:themeFill="background1"/>
+              <w:jc w:val="center"/>
+              <w:rPr>
+                <w:b/>
+                <w:iCs/>
+                <w:color w:val="000000" w:themeColor="text1"/>
+                <w:sz w:val="26"/>
+                <w:szCs w:val="26"/>
+              </w:rPr>
+            </w:pPr>
+            <w:r>
+              <w:rPr>
+                <w:b/>
+                <w:iCs/>
+                <w:color w:val="000000" w:themeColor="text1"/>
+                <w:sz w:val="26"/>
+                <w:szCs w:val="26"/>
+              </w:rPr>
+              <w:t>bằng chữ</w:t>
+            </w:r>
+          </w:p>
+        </w:tc>
+      </w:tr>
+      <w:tr>
+        <w:tc>
+          <w:tcPr>
+            <w:tcW w:w="714" w:type="dxa"/>
+          </w:tcPr>
+          <w:p>
+            <w:pPr>
+              <w:shd w:val="clear" w:color="auto" w:fill="FFFFFF" w:themeFill="background1"/>
+              <w:spacing w:before="120"/>
+              <w:jc w:val="center"/>
+              <w:rPr>
+                <w:color w:val="000000" w:themeColor="text1"/>
+                <w:sz w:val="26"/>
+                <w:szCs w:val="26"/>
+                <w:lang w:val="en-US"/>
+              </w:rPr>
+            </w:pPr>
+            <w:r>
+              <w:rPr>
+                <w:color w:val="000000" w:themeColor="text1"/>
+                <w:sz w:val="26"/>
+                <w:szCs w:val="26"/>
+                <w:lang w:val="en-US"/>
+              </w:rPr>
+              <w:t>[[KT.STT]]</w:t>
+            </w:r>
+          </w:p>
+        </w:tc>
+        <w:tc>
+          <w:tcPr>
+            <w:tcW w:w="2126" w:type="dxa"/>
+          </w:tcPr>
+          <w:p>
+            <w:pPr>
+              <w:shd w:val="clear" w:color="auto" w:fill="FFFFFF" w:themeFill="background1"/>
+              <w:spacing w:before="120"/>
+              <w:rPr>
+                <w:color w:val="000000" w:themeColor="text1"/>
+                <w:sz w:val="26"/>
+                <w:szCs w:val="26"/>
+                <w:lang w:val="en-US"/>
+              </w:rPr>
+            </w:pPr>
+            <w:r>
+              <w:rPr>
+                <w:color w:val="000000" w:themeColor="text1"/>
+                <w:sz w:val="26"/>
+                <w:szCs w:val="26"/>
+                <w:lang w:val="en-US"/>
+              </w:rPr>
+              <w:t>[[</w:t>
+            </w:r>
+            <w:proofErr w:type="gramStart"/>
+            <w:r>
+              <w:rPr>
+                <w:color w:val="000000" w:themeColor="text1"/>
+                <w:sz w:val="26"/>
+                <w:szCs w:val="26"/>
+                <w:lang w:val="en-US"/>
+              </w:rPr>
+              <w:t>KT.</w:t>
+            </w:r>
+            <w:r>
+              <w:rPr>
+                <w:color w:val="000000" w:themeColor="text1"/>
+                <w:sz w:val="26"/>
+                <w:szCs w:val="26"/>
+                <w:lang w:val="en-US"/>
+              </w:rPr>
+              <w:t>HoTenHV</w:t>
+            </w:r>
+            <w:proofErr w:type="gramEnd"/>
+            <w:r>
+              <w:rPr>
+                <w:color w:val="000000" w:themeColor="text1"/>
+                <w:sz w:val="26"/>
+                <w:szCs w:val="26"/>
+                <w:lang w:val="en-US"/>
+              </w:rPr>
+              <w:t>]]</w:t>
+            </w:r>
+          </w:p>
+        </w:tc>
+        <w:tc>
+          <w:tcPr>
+            <w:tcW w:w="993" w:type="dxa"/>
+          </w:tcPr>
+          <w:p>
+            <w:pPr>
+              <w:shd w:val="clear" w:color="auto" w:fill="FFFFFF" w:themeFill="background1"/>
+              <w:spacing w:before="120"/>
+              <w:rPr>
+                <w:color w:val="000000" w:themeColor="text1"/>
+                <w:sz w:val="26"/>
+                <w:szCs w:val="26"/>
+                <w:lang w:val="en-US"/>
+              </w:rPr>
+            </w:pPr>
+            <w:r>
+              <w:rPr>
+                <w:color w:val="000000" w:themeColor="text1"/>
+                <w:sz w:val="26"/>
+                <w:szCs w:val="26"/>
+                <w:lang w:val="en-US"/>
+              </w:rPr>
+              <w:t>[[</w:t>
+            </w:r>
+            <w:proofErr w:type="gramStart"/>
+            <w:r>
+              <w:rPr>
+                <w:color w:val="000000" w:themeColor="text1"/>
+                <w:sz w:val="26"/>
+                <w:szCs w:val="26"/>
+                <w:lang w:val="en-US"/>
+              </w:rPr>
+              <w:t>KT.Tuoi</w:t>
+            </w:r>
+            <w:proofErr w:type="gramEnd"/>
+            <w:r>
+              <w:rPr>
+                <w:color w:val="000000" w:themeColor="text1"/>
+                <w:sz w:val="26"/>
+                <w:szCs w:val="26"/>
+                <w:lang w:val="en-US"/>
+              </w:rPr>
+              <w:t>]]</w:t>
+            </w:r>
+          </w:p>
+        </w:tc>
+        <w:tc>
+          <w:tcPr>
+            <w:tcW w:w="2126" w:type="dxa"/>
+          </w:tcPr>
+          <w:p>
+            <w:pPr>
+              <w:shd w:val="clear" w:color="auto" w:fill="FFFFFF" w:themeFill="background1"/>
+              <w:spacing w:before="120"/>
+              <w:jc w:val="center"/>
+              <w:rPr>
+                <w:color w:val="000000" w:themeColor="text1"/>
+                <w:sz w:val="26"/>
+                <w:szCs w:val="26"/>
+                <w:lang w:val="en-US"/>
+              </w:rPr>
+            </w:pPr>
+            <w:r>
+              <w:rPr>
+                <w:color w:val="000000" w:themeColor="text1"/>
+                <w:sz w:val="26"/>
+                <w:szCs w:val="26"/>
+                <w:lang w:val="en-US"/>
+              </w:rPr>
+              <w:t>[[</w:t>
+            </w:r>
+            <w:proofErr w:type="gramStart"/>
+            <w:r>
+              <w:rPr>
+                <w:color w:val="000000" w:themeColor="text1"/>
+                <w:sz w:val="26"/>
+                <w:szCs w:val="26"/>
+                <w:lang w:val="en-US"/>
+              </w:rPr>
+              <w:t>KT.</w:t>
+            </w:r>
+            <w:r>
+              <w:rPr>
+                <w:color w:val="000000" w:themeColor="text1"/>
+                <w:sz w:val="26"/>
+                <w:szCs w:val="26"/>
+                <w:lang w:val="en-US"/>
+              </w:rPr>
+              <w:t>DiaChiCongTacHV</w:t>
+            </w:r>
+            <w:proofErr w:type="gramEnd"/>
+            <w:r>
+              <w:rPr>
+                <w:color w:val="000000" w:themeColor="text1"/>
+                <w:sz w:val="26"/>
+                <w:szCs w:val="26"/>
+                <w:lang w:val="en-US"/>
+              </w:rPr>
+              <w:t>]]</w:t>
+            </w:r>
+          </w:p>
+        </w:tc>
+        <w:tc>
+          <w:tcPr>
+            <w:tcW w:w="1701" w:type="dxa"/>
+          </w:tcPr>
+          <w:p>
+            <w:pPr>
+              <w:shd w:val="clear" w:color="auto" w:fill="FFFFFF" w:themeFill="background1"/>
+              <w:spacing w:before="120"/>
+              <w:jc w:val="center"/>
+              <w:rPr>
+                <w:color w:val="000000" w:themeColor="text1"/>
+                <w:sz w:val="26"/>
+                <w:szCs w:val="26"/>
+                <w:lang w:val="en-US"/>
+              </w:rPr>
+            </w:pPr>
+            <w:r>
+              <w:rPr>
+                <w:color w:val="000000" w:themeColor="text1"/>
+                <w:sz w:val="26"/>
+                <w:szCs w:val="26"/>
+                <w:lang w:val="en-US"/>
+              </w:rPr>
+              <w:t>[[KT.SBD]]</w:t>
+            </w:r>
+          </w:p>
+        </w:tc>
+        <w:tc>
+          <w:tcPr>
+            <w:tcW w:w="1134" w:type="dxa"/>
+          </w:tcPr>
+          <w:p>
+            <w:pPr>
+              <w:shd w:val="clear" w:color="auto" w:fill="FFFFFF" w:themeFill="background1"/>
+              <w:spacing w:before="120"/>
+              <w:rPr>
+                <w:color w:val="000000" w:themeColor="text1"/>
+                <w:sz w:val="26"/>
+                <w:szCs w:val="26"/>
+                <w:lang w:val="en-US"/>
+              </w:rPr>
+            </w:pPr>
+            <w:r>
+              <w:rPr>
+                <w:color w:val="000000" w:themeColor="text1"/>
+                <w:sz w:val="26"/>
+                <w:szCs w:val="26"/>
+                <w:lang w:val="en-US"/>
+              </w:rPr>
+              <w:t>[[</w:t>
+            </w:r>
+            <w:proofErr w:type="gramStart"/>
+            <w:r>
+              <w:rPr>
+                <w:color w:val="000000" w:themeColor="text1"/>
+                <w:sz w:val="26"/>
+                <w:szCs w:val="26"/>
+                <w:lang w:val="en-US"/>
+              </w:rPr>
+              <w:t>KT.DiemSo</w:t>
+            </w:r>
+            <w:proofErr w:type="gramEnd"/>
+            <w:r>
+              <w:rPr>
+                <w:color w:val="000000" w:themeColor="text1"/>
+                <w:sz w:val="26"/>
+                <w:szCs w:val="26"/>
+                <w:lang w:val="en-US"/>
+              </w:rPr>
+              <w:t>]]</w:t>
+            </w:r>
+          </w:p>
+        </w:tc>
+        <w:tc>
+          <w:tcPr>
+            <w:tcW w:w="1417" w:type="dxa"/>
+          </w:tcPr>
+          <w:p>
+            <w:pPr>
+              <w:shd w:val="clear" w:color="auto" w:fill="FFFFFF" w:themeFill="background1"/>
+              <w:spacing w:before="120"/>
+              <w:rPr>
+                <w:color w:val="000000" w:themeColor="text1"/>
+                <w:sz w:val="26"/>
+                <w:szCs w:val="26"/>
+                <w:lang w:val="en-US"/>
+              </w:rPr>
+            </w:pPr>
+            <w:r>
+              <w:rPr>
+                <w:color w:val="000000" w:themeColor="text1"/>
+                <w:sz w:val="26"/>
+                <w:szCs w:val="26"/>
+                <w:lang w:val="en-US"/>
+              </w:rPr>
+              <w:t>[[</w:t>
+            </w:r>
+            <w:proofErr w:type="gramStart"/>
+            <w:r>
+              <w:rPr>
+                <w:color w:val="000000" w:themeColor="text1"/>
+                <w:sz w:val="26"/>
+                <w:szCs w:val="26"/>
+                <w:lang w:val="en-US"/>
+              </w:rPr>
+              <w:t>KT.DiemText</w:t>
+            </w:r>
+            <w:proofErr w:type="gramEnd"/>
+            <w:r>
+              <w:rPr>
+                <w:color w:val="000000" w:themeColor="text1"/>
+                <w:sz w:val="26"/>
+                <w:szCs w:val="26"/>
+                <w:lang w:val="en-US"/>
+              </w:rPr>
+              <w:t>]]</w:t>
+            </w:r>
+          </w:p>
+        </w:tc>
+      </w:tr>
+    </w:tbl>
+    <w:p>
+      <w:pPr>
+        <w:shd w:val="clear" w:color="auto" w:fill="FFFFFF" w:themeFill="background1"/>
+        <w:spacing w:after="0"/>
+        <w:rPr>
+          <w:color w:val="000000" w:themeColor="text1"/>
+        </w:rPr>
+      </w:pPr>
+    </w:p>
+    <w:tbl>
+      <w:tblPr>
+        <w:tblStyle w:val="TableGrid"/>
+        <w:tblW w:w="0" w:type="auto"/>
+        <w:tblBorders>
+          <w:top w:val="none" w:sz="0" w:space="0" w:color="auto"/>
+          <w:left w:val="none" w:sz="0" w:space="0" w:color="auto"/>
+          <w:bottom w:val="none" w:sz="0" w:space="0" w:color="auto"/>
+          <w:right w:val="none" w:sz="0" w:space="0" w:color="auto"/>
+          <w:insideH w:val="none" w:sz="0" w:space="0" w:color="auto"/>
+          <w:insideV w:val="none" w:sz="0" w:space="0" w:color="auto"/>
+        </w:tblBorders>
+        <w:tblLook w:val="04A0" w:firstRow="1" w:lastRow="0" w:firstColumn="1" w:lastColumn="0" w:noHBand="0" w:noVBand="1"/>
+      </w:tblPr>
+      <w:tblGrid>
+        <w:gridCol w:w="4445"/>
+        <w:gridCol w:w="4627"/>
+      </w:tblGrid>
+      <w:tr>
+        <w:tc>
+          <w:tcPr>
+            <w:tcW w:w="6588" w:type="dxa"/>
+          </w:tcPr>
+          <w:p>
+            <w:pPr>
+              <w:shd w:val="clear" w:color="auto" w:fill="FFFFFF" w:themeFill="background1"/>
+              <w:jc w:val="center"/>
+              <w:rPr>
+                <w:color w:val="000000" w:themeColor="text1"/>
+              </w:rPr>
+            </w:pPr>
+          </w:p>
+        </w:tc>
+        <w:tc>
+          <w:tcPr>
+            <w:tcW w:w="6588" w:type="dxa"/>
+          </w:tcPr>
+          <w:p>
+            <w:pPr>
+              <w:shd w:val="clear" w:color="auto" w:fill="FFFFFF" w:themeFill="background1"/>
+              <w:jc w:val="center"/>
+              <w:rPr>
+                <w:b/>
+                <w:bCs/>
+                <w:color w:val="000000" w:themeColor="text1"/>
+                <w:sz w:val="26"/>
+                <w:szCs w:val="26"/>
+              </w:rPr>
+            </w:pPr>
+            <w:r>
+              <w:rPr>
+                <w:b/>
+                <w:bCs/>
+                <w:color w:val="000000" w:themeColor="text1"/>
+                <w:sz w:val="26"/>
+                <w:szCs w:val="26"/>
+              </w:rPr>
+              <w:t>Cán bộ vào điểm</w:t>
+            </w:r>
+          </w:p>
+          <w:p>
+            <w:pPr>
+              <w:shd w:val="clear" w:color="auto" w:fill="FFFFFF" w:themeFill="background1"/>
+              <w:jc w:val="center"/>
+              <w:rPr>
+                <w:color w:val="000000" w:themeColor="text1"/>
+              </w:rPr>
+            </w:pPr>
+            <w:r>
+              <w:rPr>
+                <w:color w:val="000000" w:themeColor="text1"/>
+                <w:sz w:val="26"/>
+                <w:szCs w:val="26"/>
+              </w:rPr>
+              <w:t>(Ký và ghi rõ họ tên)</w:t>
+            </w:r>
+          </w:p>
+        </w:tc>
+      </w:tr>
+    </w:tbl>
+    <w:p>
+      <w:pPr>
+        <w:shd w:val="clear" w:color="auto" w:fill="FFFFFF" w:themeFill="background1"/>
+        <w:spacing w:after="0"/>
+        <w:rPr>
+          <w:color w:val="000000" w:themeColor="text1"/>
+          <w:lang w:val="vi-VN"/>
+        </w:rPr>
+      </w:pPr>
+    </w:p>
+    <w:p>
+      <w:pPr>
+        <w:shd w:val="clear" w:color="auto" w:fill="FFFFFF" w:themeFill="background1"/>
+        <w:spacing w:after="0"/>
+        <w:rPr>
+          <w:color w:val="000000" w:themeColor="text1"/>
+          <w:lang w:val="vi-VN"/>
+        </w:rPr>
+      </w:pPr>
+    </w:p>
+    <w:p>
+      <w:pPr>
+        <w:spacing w:after="0"/>
+      </w:pPr>
+    </w:p>
     <w:sectPr>
       <w:pgSz w:w="11907" w:h="16840" w:code="9"/>
       <w:pgMar w:top="1134" w:right="1134" w:bottom="1134" w:left="1701" w:header="720" w:footer="720" w:gutter="0"/>
@@ -14,7 +1642,7 @@
 </file>
 
 <file path=word/styles.xml><?xml version="1.0" encoding="utf-8"?>
-<w:styles xmlns:mc="http://schemas.openxmlformats.org/markup-compatibility/2006" xmlns:r="http://schemas.openxmlformats.org/officeDocument/2006/relationships" xmlns:w="http://schemas.openxmlformats.org/wordprocessingml/2006/main" xmlns:w14="http://schemas.microsoft.com/office/word/2010/wordml" xmlns:w15="http://schemas.microsoft.com/office/word/2012/wordml" xmlns:w16cex="http://schemas.microsoft.com/office/word/2018/wordml/cex" xmlns:w16cid="http://schemas.microsoft.com/office/word/2016/wordml/cid" xmlns:w16="http://schemas.microsoft.com/office/word/2018/wordml" xmlns:w16sdtdh="http://schemas.microsoft.com/office/word/2020/wordml/sdtdatahash" xmlns:w16se="http://schemas.microsoft.com/office/word/2015/wordml/symex" mc:Ignorable="w14 w15 w16se w16cid w16 w16cex w16sdtdh">
+<w:styles xmlns:mc="http://schemas.openxmlformats.org/markup-compatibility/2006" xmlns:r="http://schemas.openxmlformats.org/officeDocument/2006/relationships" xmlns:w="http://schemas.openxmlformats.org/wordprocessingml/2006/main" xmlns:w14="http://schemas.microsoft.com/office/word/2010/wordml" xmlns:w15="http://schemas.microsoft.com/office/word/2012/wordml" xmlns:w16cex="http://schemas.microsoft.com/office/word/2018/wordml/cex" xmlns:w16cid="http://schemas.microsoft.com/office/word/2016/wordml/cid" xmlns:w16="http://schemas.microsoft.com/office/word/2018/wordml" xmlns:w16du="http://schemas.microsoft.com/office/word/2023/wordml/word16du" xmlns:w16sdtdh="http://schemas.microsoft.com/office/word/2020/wordml/sdtdatahash" xmlns:w16sdtfl="http://schemas.microsoft.com/office/word/2024/wordml/sdtformatlock" xmlns:w16se="http://schemas.microsoft.com/office/word/2015/wordml/symex" mc:Ignorable="w14 w15 w16se w16cid w16 w16cex w16sdtdh w16sdtfl w16du">
   <w:docDefaults>
     <w:rPrDefault>
       <w:rPr>
@@ -187,7 +1815,7 @@
     <w:lsdException w:name="Table Web 2" w:semiHidden="1" w:unhideWhenUsed="1"/>
     <w:lsdException w:name="Table Web 3" w:semiHidden="1" w:unhideWhenUsed="1"/>
     <w:lsdException w:name="Balloon Text" w:semiHidden="1" w:unhideWhenUsed="1"/>
-    <w:lsdException w:name="Table Grid" w:uiPriority="39"/>
+    <w:lsdException w:name="Table Grid" w:uiPriority="59"/>
     <w:lsdException w:name="Table Theme" w:semiHidden="1" w:unhideWhenUsed="1"/>
     <w:lsdException w:name="Placeholder Text" w:semiHidden="1"/>
     <w:lsdException w:name="No Spacing" w:uiPriority="1" w:qFormat="1"/>
@@ -929,6 +2557,33 @@
       <w:color w:val="0F4761" w:themeColor="accent1" w:themeShade="BF"/>
       <w:spacing w:val="5"/>
     </w:rPr>
+  </w:style>
+  <w:style w:type="table" w:styleId="TableGrid">
+    <w:name w:val="Table Grid"/>
+    <w:basedOn w:val="TableNormal"/>
+    <w:uiPriority w:val="59"/>
+    <w:rsid w:val="00265165"/>
+    <w:pPr>
+      <w:spacing w:after="0" w:line="240" w:lineRule="auto"/>
+    </w:pPr>
+    <w:rPr>
+      <w:rFonts w:eastAsia="Times New Roman" w:cs="Times New Roman"/>
+      <w:kern w:val="0"/>
+      <w:sz w:val="20"/>
+      <w:szCs w:val="20"/>
+      <w:lang w:val="vi-VN" w:eastAsia="vi-VN"/>
+      <w14:ligatures w14:val="none"/>
+    </w:rPr>
+    <w:tblPr>
+      <w:tblBorders>
+        <w:top w:val="single" w:sz="4" w:space="0" w:color="auto"/>
+        <w:left w:val="single" w:sz="4" w:space="0" w:color="auto"/>
+        <w:bottom w:val="single" w:sz="4" w:space="0" w:color="auto"/>
+        <w:right w:val="single" w:sz="4" w:space="0" w:color="auto"/>
+        <w:insideH w:val="single" w:sz="4" w:space="0" w:color="auto"/>
+        <w:insideV w:val="single" w:sz="4" w:space="0" w:color="auto"/>
+      </w:tblBorders>
+    </w:tblPr>
   </w:style>
 </w:styles>
 </file>

--- a/QTQLĐT&HTQT03/QTQLĐT&HTQT03BM33.docx
+++ b/QTQLĐT&HTQT03/QTQLĐT&HTQT03BM33.docx
@@ -258,17 +258,7 @@
                                       <w:szCs w:val="18"/>
                                       <w:lang w:val="vi-VN"/>
                                     </w:rPr>
-                                    <w:t xml:space="preserve">Bảng điểm lý thuyết theo </w:t>
-                                  </w:r>
-                                  <w:proofErr w:type="gramStart"/>
-                                  <w:r>
-                                    <w:rPr>
-                                      <w:rFonts w:ascii="Calibri" w:hAnsi="Calibri"/>
-                                      <w:sz w:val="18"/>
-                                      <w:szCs w:val="18"/>
-                                      <w:lang w:val="vi-VN"/>
-                                    </w:rPr>
-                                    <w:t xml:space="preserve">lớp  </w:t>
+                                    <w:t xml:space="preserve">Bảng điểm lý thuyết theo lớp  </w:t>
                                   </w:r>
                                   <w:r>
                                     <w:rPr>
@@ -287,7 +277,6 @@
                                     </w:rPr>
                                     <w:t>.ĐT</w:t>
                                   </w:r>
-                                  <w:proofErr w:type="gramEnd"/>
                                 </w:p>
                                 <w:p>
                                   <w:pPr>
@@ -353,23 +342,13 @@
                                       <w:szCs w:val="18"/>
                                     </w:rPr>
                                   </w:pPr>
-                                  <w:proofErr w:type="gramStart"/>
                                   <w:r>
                                     <w:rPr>
                                       <w:rFonts w:ascii="Calibri" w:hAnsi="Calibri"/>
                                       <w:sz w:val="18"/>
                                       <w:szCs w:val="18"/>
                                     </w:rPr>
-                                    <w:t>.ĐT</w:t>
-                                  </w:r>
-                                  <w:proofErr w:type="gramEnd"/>
-                                  <w:r>
-                                    <w:rPr>
-                                      <w:rFonts w:ascii="Calibri" w:hAnsi="Calibri"/>
-                                      <w:sz w:val="18"/>
-                                      <w:szCs w:val="18"/>
-                                    </w:rPr>
-                                    <w:t xml:space="preserve"> </w:t>
+                                    <w:t xml:space="preserve">.ĐT </w:t>
                                   </w:r>
                                 </w:p>
                               </w:txbxContent>
@@ -947,23 +926,26 @@
     <w:tbl>
       <w:tblPr>
         <w:tblStyle w:val="TableGrid"/>
-        <w:tblW w:w="10211" w:type="dxa"/>
-        <w:tblInd w:w="-601" w:type="dxa"/>
+        <w:tblW w:w="11913" w:type="dxa"/>
+        <w:tblInd w:w="-1706" w:type="dxa"/>
         <w:tblLook w:val="04A0" w:firstRow="1" w:lastRow="0" w:firstColumn="1" w:lastColumn="0" w:noHBand="0" w:noVBand="1"/>
       </w:tblPr>
       <w:tblGrid>
-        <w:gridCol w:w="1437"/>
-        <w:gridCol w:w="2072"/>
-        <w:gridCol w:w="1465"/>
-        <w:gridCol w:w="3054"/>
-        <w:gridCol w:w="1480"/>
-        <w:gridCol w:w="1827"/>
-        <w:gridCol w:w="2029"/>
+        <w:gridCol w:w="1466"/>
+        <w:gridCol w:w="2101"/>
+        <w:gridCol w:w="1494"/>
+        <w:gridCol w:w="3791"/>
+        <w:gridCol w:w="1509"/>
+        <w:gridCol w:w="2606"/>
+        <w:gridCol w:w="3083"/>
       </w:tblGrid>
       <w:tr>
+        <w:trPr>
+          <w:trHeight w:val="1138"/>
+        </w:trPr>
         <w:tc>
           <w:tcPr>
-            <w:tcW w:w="714" w:type="dxa"/>
+            <w:tcW w:w="1164" w:type="dxa"/>
             <w:vAlign w:val="center"/>
           </w:tcPr>
           <w:p>
@@ -992,7 +974,7 @@
         </w:tc>
         <w:tc>
           <w:tcPr>
-            <w:tcW w:w="2126" w:type="dxa"/>
+            <w:tcW w:w="1635" w:type="dxa"/>
             <w:vAlign w:val="center"/>
           </w:tcPr>
           <w:p>
@@ -1021,7 +1003,7 @@
         </w:tc>
         <w:tc>
           <w:tcPr>
-            <w:tcW w:w="993" w:type="dxa"/>
+            <w:tcW w:w="1185" w:type="dxa"/>
             <w:vAlign w:val="center"/>
           </w:tcPr>
           <w:p>
@@ -1050,7 +1032,7 @@
         </w:tc>
         <w:tc>
           <w:tcPr>
-            <w:tcW w:w="2126" w:type="dxa"/>
+            <w:tcW w:w="2362" w:type="dxa"/>
             <w:vAlign w:val="center"/>
           </w:tcPr>
           <w:p>
@@ -1079,7 +1061,7 @@
         </w:tc>
         <w:tc>
           <w:tcPr>
-            <w:tcW w:w="1701" w:type="dxa"/>
+            <w:tcW w:w="1196" w:type="dxa"/>
             <w:vAlign w:val="center"/>
           </w:tcPr>
           <w:p>
@@ -1108,7 +1090,7 @@
         </w:tc>
         <w:tc>
           <w:tcPr>
-            <w:tcW w:w="1134" w:type="dxa"/>
+            <w:tcW w:w="2009" w:type="dxa"/>
             <w:vAlign w:val="center"/>
           </w:tcPr>
           <w:p>
@@ -1160,7 +1142,7 @@
         </w:tc>
         <w:tc>
           <w:tcPr>
-            <w:tcW w:w="1417" w:type="dxa"/>
+            <w:tcW w:w="2362" w:type="dxa"/>
             <w:vAlign w:val="center"/>
           </w:tcPr>
           <w:p>
@@ -1212,9 +1194,12 @@
         </w:tc>
       </w:tr>
       <w:tr>
+        <w:trPr>
+          <w:trHeight w:val="787"/>
+        </w:trPr>
         <w:tc>
           <w:tcPr>
-            <w:tcW w:w="714" w:type="dxa"/>
+            <w:tcW w:w="1164" w:type="dxa"/>
           </w:tcPr>
           <w:p>
             <w:pPr>
@@ -1235,13 +1220,31 @@
                 <w:szCs w:val="26"/>
                 <w:lang w:val="en-US"/>
               </w:rPr>
-              <w:t>[[KT.STT]]</w:t>
+              <w:t>[[</w:t>
+            </w:r>
+            <w:r>
+              <w:rPr>
+                <w:color w:val="000000" w:themeColor="text1"/>
+                <w:sz w:val="26"/>
+                <w:szCs w:val="26"/>
+                <w:lang w:val="en-US"/>
+              </w:rPr>
+              <w:t>HV</w:t>
+            </w:r>
+            <w:r>
+              <w:rPr>
+                <w:color w:val="000000" w:themeColor="text1"/>
+                <w:sz w:val="26"/>
+                <w:szCs w:val="26"/>
+                <w:lang w:val="en-US"/>
+              </w:rPr>
+              <w:t>.STT]]</w:t>
             </w:r>
           </w:p>
         </w:tc>
         <w:tc>
           <w:tcPr>
-            <w:tcW w:w="2126" w:type="dxa"/>
+            <w:tcW w:w="1635" w:type="dxa"/>
           </w:tcPr>
           <w:p>
             <w:pPr>
@@ -1263,15 +1266,23 @@
               </w:rPr>
               <w:t>[[</w:t>
             </w:r>
-            <w:proofErr w:type="gramStart"/>
-            <w:r>
-              <w:rPr>
-                <w:color w:val="000000" w:themeColor="text1"/>
-                <w:sz w:val="26"/>
-                <w:szCs w:val="26"/>
-                <w:lang w:val="en-US"/>
-              </w:rPr>
-              <w:t>KT.</w:t>
+            <w:r>
+              <w:rPr>
+                <w:color w:val="000000" w:themeColor="text1"/>
+                <w:sz w:val="26"/>
+                <w:szCs w:val="26"/>
+                <w:lang w:val="en-US"/>
+              </w:rPr>
+              <w:t>HV</w:t>
+            </w:r>
+            <w:r>
+              <w:rPr>
+                <w:color w:val="000000" w:themeColor="text1"/>
+                <w:sz w:val="26"/>
+                <w:szCs w:val="26"/>
+                <w:lang w:val="en-US"/>
+              </w:rPr>
+              <w:t>.</w:t>
             </w:r>
             <w:r>
               <w:rPr>
@@ -1282,7 +1293,6 @@
               </w:rPr>
               <w:t>HoTenHV</w:t>
             </w:r>
-            <w:proofErr w:type="gramEnd"/>
             <w:r>
               <w:rPr>
                 <w:color w:val="000000" w:themeColor="text1"/>
@@ -1296,7 +1306,7 @@
         </w:tc>
         <w:tc>
           <w:tcPr>
-            <w:tcW w:w="993" w:type="dxa"/>
+            <w:tcW w:w="1185" w:type="dxa"/>
           </w:tcPr>
           <w:p>
             <w:pPr>
@@ -1318,31 +1328,29 @@
               </w:rPr>
               <w:t>[[</w:t>
             </w:r>
-            <w:proofErr w:type="gramStart"/>
-            <w:r>
-              <w:rPr>
-                <w:color w:val="000000" w:themeColor="text1"/>
-                <w:sz w:val="26"/>
-                <w:szCs w:val="26"/>
-                <w:lang w:val="en-US"/>
-              </w:rPr>
-              <w:t>KT.Tuoi</w:t>
-            </w:r>
-            <w:proofErr w:type="gramEnd"/>
-            <w:r>
-              <w:rPr>
-                <w:color w:val="000000" w:themeColor="text1"/>
-                <w:sz w:val="26"/>
-                <w:szCs w:val="26"/>
-                <w:lang w:val="en-US"/>
-              </w:rPr>
-              <w:t>]]</w:t>
+            <w:r>
+              <w:rPr>
+                <w:color w:val="000000" w:themeColor="text1"/>
+                <w:sz w:val="26"/>
+                <w:szCs w:val="26"/>
+                <w:lang w:val="en-US"/>
+              </w:rPr>
+              <w:t>HV</w:t>
+            </w:r>
+            <w:r>
+              <w:rPr>
+                <w:color w:val="000000" w:themeColor="text1"/>
+                <w:sz w:val="26"/>
+                <w:szCs w:val="26"/>
+                <w:lang w:val="en-US"/>
+              </w:rPr>
+              <w:t>.Tuoi]]</w:t>
             </w:r>
           </w:p>
         </w:tc>
         <w:tc>
           <w:tcPr>
-            <w:tcW w:w="2126" w:type="dxa"/>
+            <w:tcW w:w="2362" w:type="dxa"/>
           </w:tcPr>
           <w:p>
             <w:pPr>
@@ -1365,26 +1373,33 @@
               </w:rPr>
               <w:t>[[</w:t>
             </w:r>
-            <w:proofErr w:type="gramStart"/>
-            <w:r>
-              <w:rPr>
-                <w:color w:val="000000" w:themeColor="text1"/>
-                <w:sz w:val="26"/>
-                <w:szCs w:val="26"/>
-                <w:lang w:val="en-US"/>
-              </w:rPr>
-              <w:t>KT.</w:t>
-            </w:r>
-            <w:r>
-              <w:rPr>
-                <w:color w:val="000000" w:themeColor="text1"/>
-                <w:sz w:val="26"/>
-                <w:szCs w:val="26"/>
-                <w:lang w:val="en-US"/>
-              </w:rPr>
-              <w:t>DiaChiCongTacHV</w:t>
-            </w:r>
-            <w:proofErr w:type="gramEnd"/>
+            <w:r>
+              <w:rPr>
+                <w:color w:val="000000" w:themeColor="text1"/>
+                <w:sz w:val="26"/>
+                <w:szCs w:val="26"/>
+                <w:lang w:val="en-US"/>
+              </w:rPr>
+              <w:t>HV</w:t>
+            </w:r>
+            <w:r>
+              <w:rPr>
+                <w:color w:val="000000" w:themeColor="text1"/>
+                <w:sz w:val="26"/>
+                <w:szCs w:val="26"/>
+                <w:lang w:val="en-US"/>
+              </w:rPr>
+              <w:t>.</w:t>
+            </w:r>
+            <w:r>
+              <w:rPr>
+                <w:color w:val="000000" w:themeColor="text1"/>
+                <w:sz w:val="26"/>
+                <w:szCs w:val="26"/>
+                <w:lang w:val="en-US"/>
+              </w:rPr>
+              <w:t>DonViCongTacDiaChiHV</w:t>
+            </w:r>
             <w:r>
               <w:rPr>
                 <w:color w:val="000000" w:themeColor="text1"/>
@@ -1398,7 +1413,7 @@
         </w:tc>
         <w:tc>
           <w:tcPr>
-            <w:tcW w:w="1701" w:type="dxa"/>
+            <w:tcW w:w="1196" w:type="dxa"/>
           </w:tcPr>
           <w:p>
             <w:pPr>
@@ -1419,13 +1434,31 @@
                 <w:szCs w:val="26"/>
                 <w:lang w:val="en-US"/>
               </w:rPr>
-              <w:t>[[KT.SBD]]</w:t>
+              <w:t>[[</w:t>
+            </w:r>
+            <w:r>
+              <w:rPr>
+                <w:color w:val="000000" w:themeColor="text1"/>
+                <w:sz w:val="26"/>
+                <w:szCs w:val="26"/>
+                <w:lang w:val="en-US"/>
+              </w:rPr>
+              <w:t>HV</w:t>
+            </w:r>
+            <w:r>
+              <w:rPr>
+                <w:color w:val="000000" w:themeColor="text1"/>
+                <w:sz w:val="26"/>
+                <w:szCs w:val="26"/>
+                <w:lang w:val="en-US"/>
+              </w:rPr>
+              <w:t>.SBD]]</w:t>
             </w:r>
           </w:p>
         </w:tc>
         <w:tc>
           <w:tcPr>
-            <w:tcW w:w="1134" w:type="dxa"/>
+            <w:tcW w:w="2009" w:type="dxa"/>
           </w:tcPr>
           <w:p>
             <w:pPr>
@@ -1447,17 +1480,33 @@
               </w:rPr>
               <w:t>[[</w:t>
             </w:r>
-            <w:proofErr w:type="gramStart"/>
-            <w:r>
-              <w:rPr>
-                <w:color w:val="000000" w:themeColor="text1"/>
-                <w:sz w:val="26"/>
-                <w:szCs w:val="26"/>
-                <w:lang w:val="en-US"/>
-              </w:rPr>
-              <w:t>KT.DiemSo</w:t>
-            </w:r>
-            <w:proofErr w:type="gramEnd"/>
+            <w:r>
+              <w:rPr>
+                <w:color w:val="000000" w:themeColor="text1"/>
+                <w:sz w:val="26"/>
+                <w:szCs w:val="26"/>
+                <w:lang w:val="en-US"/>
+              </w:rPr>
+              <w:t>HV</w:t>
+            </w:r>
+            <w:r>
+              <w:rPr>
+                <w:color w:val="000000" w:themeColor="text1"/>
+                <w:sz w:val="26"/>
+                <w:szCs w:val="26"/>
+                <w:lang w:val="en-US"/>
+              </w:rPr>
+              <w:t>.Diem</w:t>
+            </w:r>
+            <w:r>
+              <w:rPr>
+                <w:color w:val="000000" w:themeColor="text1"/>
+                <w:sz w:val="26"/>
+                <w:szCs w:val="26"/>
+                <w:lang w:val="en-US"/>
+              </w:rPr>
+              <w:t>LyThuyet</w:t>
+            </w:r>
             <w:r>
               <w:rPr>
                 <w:color w:val="000000" w:themeColor="text1"/>
@@ -1471,7 +1520,7 @@
         </w:tc>
         <w:tc>
           <w:tcPr>
-            <w:tcW w:w="1417" w:type="dxa"/>
+            <w:tcW w:w="2362" w:type="dxa"/>
           </w:tcPr>
           <w:p>
             <w:pPr>
@@ -1493,17 +1542,33 @@
               </w:rPr>
               <w:t>[[</w:t>
             </w:r>
-            <w:proofErr w:type="gramStart"/>
-            <w:r>
-              <w:rPr>
-                <w:color w:val="000000" w:themeColor="text1"/>
-                <w:sz w:val="26"/>
-                <w:szCs w:val="26"/>
-                <w:lang w:val="en-US"/>
-              </w:rPr>
-              <w:t>KT.DiemText</w:t>
-            </w:r>
-            <w:proofErr w:type="gramEnd"/>
+            <w:r>
+              <w:rPr>
+                <w:color w:val="000000" w:themeColor="text1"/>
+                <w:sz w:val="26"/>
+                <w:szCs w:val="26"/>
+                <w:lang w:val="en-US"/>
+              </w:rPr>
+              <w:t>HV</w:t>
+            </w:r>
+            <w:r>
+              <w:rPr>
+                <w:color w:val="000000" w:themeColor="text1"/>
+                <w:sz w:val="26"/>
+                <w:szCs w:val="26"/>
+                <w:lang w:val="en-US"/>
+              </w:rPr>
+              <w:t>.</w:t>
+            </w:r>
+            <w:r>
+              <w:rPr>
+                <w:color w:val="000000" w:themeColor="text1"/>
+                <w:sz w:val="26"/>
+                <w:szCs w:val="26"/>
+                <w:lang w:val="en-US"/>
+              </w:rPr>
+              <w:t>DiemLyThuyetText</w:t>
+            </w:r>
             <w:r>
               <w:rPr>
                 <w:color w:val="000000" w:themeColor="text1"/>
@@ -2244,7 +2309,6 @@
   <w:style w:type="character" w:default="1" w:styleId="DefaultParagraphFont">
     <w:name w:val="Default Paragraph Font"/>
     <w:uiPriority w:val="1"/>
-    <w:semiHidden/>
     <w:unhideWhenUsed/>
   </w:style>
   <w:style w:type="table" w:default="1" w:styleId="TableNormal">
